--- a/30-Ket-Qua/2026-09-29/Ho-So-Tham-Dinh-Vong-6/4-Van-ban/TB_Huong-dan-su-dung-cong-cu-AI-KTC-Quan-tri_20260929_v8_ban-sach.docx
+++ b/30-Ket-Qua/2026-09-29/Ho-So-Tham-Dinh-Vong-6/4-Van-ban/TB_Huong-dan-su-dung-cong-cu-AI-KTC-Quan-tri_20260929_v8_ban-sach.docx
@@ -652,7 +652,19 @@
         <w:rPr>
           <w:sz w:val="28"/>
         </w:rPr>
-        <w:t>a) Bộ công cụ do Phòng TH-HC&amp;QT xây dựng theo nội dung 1 và nội dung 2 Kế hoạch số 848/KH-CĐKT, phục vụ chu trình quản trị nhiệm vụ khép kín: kế hoạch – giao việc – theo dõi – kết quả, minh chứng – báo cáo – đánh giá – điều chỉnh kế hoạch. Mỗi nhiệm vụ được gắn một mã nhiệm vụ (Task_ID) dùng xuyên suốt từ kế hoạch đến báo cáo và minh chứng; Bộ công cụ khai thác kho dữ liệu dùng chung KTC-Database trên Google Drive (Phòng TH-HC&amp;QT quản lý).</w:t>
+        <w:t xml:space="preserve">a) Bộ công cụ do Phòng TH-HC&amp;QT xây dựng theo nội dung 1 và nội dung 2 Kế hoạch số 848/KH-CĐKT, phục vụ chu trình quản trị nhiệm vụ khép kín: </w:t>
+      </w:r>
+      <w:r>
+        <w:rPr>
+          <w:sz w:val="28"/>
+        </w:rPr>
+        <w:t xml:space="preserve">K</w:t>
+      </w:r>
+      <w:r>
+        <w:rPr>
+          <w:sz w:val="28"/>
+        </w:rPr>
+        <w:t xml:space="preserve">ế hoạch – giao việc – theo dõi – kết quả, minh chứng – báo cáo – đánh giá – điều chỉnh kế hoạch. Mỗi nhiệm vụ được gắn một mã nhiệm vụ (Task_ID) dùng xuyên suốt từ kế hoạch đến báo cáo và minh chứng; Bộ công cụ khai thác kho dữ liệu dùng chung KTC-Database trên Google Drive (Phòng TH-HC&amp;QT quản lý).</w:t>
       </w:r>
     </w:p>
     <w:p>
@@ -685,7 +697,19 @@
         <w:rPr>
           <w:sz w:val="28"/>
         </w:rPr>
-        <w:t>- 8 kỹ năng (skills): xây dựng kế hoạch; tổng hợp báo cáo; theo dõi nhiệm vụ; quản trị, điều phối; lập KPI cá nhân; tự đánh giá KPI cá nhân; soạn thảo văn bản; chuẩn thể thức sản phẩm. Claude tự chọn kỹ năng phù hợp với yêu cầu; đối với việc lập, tự đánh giá KPI cá nhân, báo cáo (kể cả viết đoạn đánh giá, tổng hợp bảng kết quả) hoặc có dữ liệu cá nhân, người dùng gọi đích danh kỹ năng (gõ “/”) hoặc kiểm tra kỹ năng đã được kích hoạt trước khi dùng kết quả; kết quả không có phần ghi trạng thái ở cuối là dấu hiệu kỹ năng chưa được kích hoạt.</w:t>
+        <w:t xml:space="preserve">- 8 kỹ năng (skills): </w:t>
+      </w:r>
+      <w:r>
+        <w:rPr>
+          <w:sz w:val="28"/>
+        </w:rPr>
+        <w:t xml:space="preserve">X</w:t>
+      </w:r>
+      <w:r>
+        <w:rPr>
+          <w:sz w:val="28"/>
+        </w:rPr>
+        <w:t xml:space="preserve">ây dựng kế hoạch; tổng hợp báo cáo; theo dõi nhiệm vụ; quản trị, điều phối; lập KPI cá nhân; tự đánh giá KPI cá nhân; soạn thảo văn bản; chuẩn thể thức sản phẩm. Claude tự chọn kỹ năng phù hợp với yêu cầu; đối với việc lập, tự đánh giá KPI cá nhân, báo cáo (kể cả viết đoạn đánh giá, tổng hợp bảng kết quả) hoặc có dữ liệu cá nhân, người dùng gọi đích danh kỹ năng (gõ “/”) hoặc kiểm tra kỹ năng đã được kích hoạt trước khi dùng kết quả; kết quả không có phần ghi trạng thái ở cuối là dấu hiệu kỹ năng chưa được kích hoạt.</w:t>
       </w:r>
     </w:p>
     <w:p>
@@ -701,7 +725,19 @@
         <w:rPr>
           <w:sz w:val="28"/>
         </w:rPr>
-        <w:t>- 7 tác tử kiểm tra (agents): chạy độc lập để kiểm hồ sơ kế hoạch, báo cáo của đơn vị; tra cứu căn cứ; kiểm tra sản phẩm trước khi giao; quét hiệu lực văn bản viện dẫn; kiểm minh chứng; tự học và đề xuất cải tiến.</w:t>
+        <w:t xml:space="preserve">- 7 tác tử kiểm tra (agents): </w:t>
+      </w:r>
+      <w:r>
+        <w:rPr>
+          <w:sz w:val="28"/>
+        </w:rPr>
+        <w:t xml:space="preserve">C</w:t>
+      </w:r>
+      <w:r>
+        <w:rPr>
+          <w:sz w:val="28"/>
+        </w:rPr>
+        <w:t xml:space="preserve">hạy độc lập để kiểm hồ sơ kế hoạch, báo cáo của đơn vị; tra cứu căn cứ; kiểm tra sản phẩm trước khi giao; quét hiệu lực văn bản viện dẫn; kiểm minh chứng; tự học và đề xuất cải tiến.</w:t>
       </w:r>
     </w:p>
     <w:p>
@@ -723,7 +759,19 @@
         <w:rPr>
           <w:sz w:val="28"/>
         </w:rPr>
-        <w:t xml:space="preserve"> (đầy đủ từ phiên bản 1.3.2): tự kiểm tra phiên bản;</w:t>
+        <w:t xml:space="preserve"> (đầy đủ từ phiên bản 1.3.2): </w:t>
+      </w:r>
+      <w:r>
+        <w:rPr>
+          <w:sz w:val="28"/>
+        </w:rPr>
+        <w:t xml:space="preserve">T</w:t>
+      </w:r>
+      <w:r>
+        <w:rPr>
+          <w:sz w:val="28"/>
+        </w:rPr>
+        <w:t xml:space="preserve">ự kiểm tra phiên bản;</w:t>
       </w:r>
       <w:r>
         <w:rPr>
@@ -769,7 +817,19 @@
         <w:rPr>
           <w:sz w:val="28"/>
         </w:rPr>
-        <w:t>- Các công cụ tính toán (script): tính điểm, hệ số, tỷ lệ KPI, kiểm tra biểu mẫu Excel bằng thuật toán cố định, không phụ thuộc cách diễn đạt của AI.</w:t>
+        <w:t xml:space="preserve">- Các công cụ tính toán (script): </w:t>
+      </w:r>
+      <w:r>
+        <w:rPr>
+          <w:sz w:val="28"/>
+        </w:rPr>
+        <w:t xml:space="preserve">T</w:t>
+      </w:r>
+      <w:r>
+        <w:rPr>
+          <w:sz w:val="28"/>
+        </w:rPr>
+        <w:t xml:space="preserve">ính điểm, hệ số, tỷ lệ KPI, kiểm tra biểu mẫu Excel bằng thuật toán cố định, không phụ thuộc cách diễn đạt của AI.</w:t>
       </w:r>
     </w:p>
     <w:p>
@@ -801,7 +861,19 @@
         <w:rPr>
           <w:sz w:val="28"/>
         </w:rPr>
-        <w:t>- Claude (trò chuyện trên trình duyệt hoặc ứng dụng Claude Desktop): dùng được 8 kỹ năng; phù hợp lập kế hoạch, báo cáo của đơn vị, KPI cá nhân, soạn thảo văn bản; không có tác tử kiểm tra, thao tác tự động và chỉ xử lý nguồn dữ liệu người dùng chủ động cung cấp hoặc cho phép kết nối.</w:t>
+        <w:t xml:space="preserve">- Claude (trò chuyện trên trình duyệt hoặc ứng dụng Claude Desktop): </w:t>
+      </w:r>
+      <w:r>
+        <w:rPr>
+          <w:sz w:val="28"/>
+        </w:rPr>
+        <w:t xml:space="preserve">D</w:t>
+      </w:r>
+      <w:r>
+        <w:rPr>
+          <w:sz w:val="28"/>
+        </w:rPr>
+        <w:t xml:space="preserve">ùng được 8 kỹ năng; phù hợp lập kế hoạch, báo cáo của đơn vị, KPI cá nhân, soạn thảo văn bản; không có tác tử kiểm tra, thao tác tự động và chỉ xử lý nguồn dữ liệu người dùng chủ động cung cấp hoặc cho phép kết nối.</w:t>
       </w:r>
     </w:p>
     <w:p>
@@ -817,7 +889,19 @@
         <w:rPr>
           <w:sz w:val="28"/>
         </w:rPr>
-        <w:t>- Claude Cowork (trong ứng dụng Claude Desktop): dùng được kỹ năng, tác tử kiểm tra và thao tác tự động; làm việc trực tiếp với tệp trên máy tính khi được cấp quyền; phù hợp tổng hợp nhiều hồ sơ đơn vị.</w:t>
+        <w:t xml:space="preserve">- Claude Cowork (trong ứng dụng Claude Desktop): </w:t>
+      </w:r>
+      <w:r>
+        <w:rPr>
+          <w:sz w:val="28"/>
+        </w:rPr>
+        <w:t xml:space="preserve">D</w:t>
+      </w:r>
+      <w:r>
+        <w:rPr>
+          <w:sz w:val="28"/>
+        </w:rPr>
+        <w:t xml:space="preserve">ùng được kỹ năng, tác tử kiểm tra và thao tác tự động; làm việc trực tiếp với tệp trên máy tính khi được cấp quyền; phù hợp tổng hợp nhiều hồ sơ đơn vị.</w:t>
       </w:r>
     </w:p>
     <w:p>
@@ -833,7 +917,19 @@
         <w:rPr>
           <w:sz w:val="28"/>
         </w:rPr>
-        <w:t>- Claude Code: chạy đầy đủ mọi thành phần, là nền tảng đã được kiểm thử trên dữ liệu giả lập, đo được thể thức thật của tệp Word và theo dõi thay đổi (Track Changes); Phòng TH-HC&amp;QT sử dụng khi tổng hợp, kiểm tra cấp Trường.</w:t>
+        <w:t xml:space="preserve">- Claude Code: </w:t>
+      </w:r>
+      <w:r>
+        <w:rPr>
+          <w:sz w:val="28"/>
+        </w:rPr>
+        <w:t xml:space="preserve">C</w:t>
+      </w:r>
+      <w:r>
+        <w:rPr>
+          <w:sz w:val="28"/>
+        </w:rPr>
+        <w:t xml:space="preserve">hạy đầy đủ mọi thành phần, là nền tảng đã được kiểm thử trên dữ liệu giả lập, đo được thể thức thật của tệp Word và theo dõi thay đổi (Track Changes); Phòng TH-HC&amp;QT sử dụng khi tổng hợp, kiểm tra cấp Trường.</w:t>
       </w:r>
     </w:p>
     <w:p>
@@ -1110,7 +1206,19 @@
         <w:rPr>
           <w:sz w:val="28"/>
         </w:rPr>
-        <w:t>b) Người dùng tài khoản Team: vào mục Customize &gt; Plugins, chọn KTC-Quan-tri &gt; Install; các kỹ năng của Bộ công cụ hiện ra khi gõ “/” hoặc bấm nút “+” trong khung trò chuyện.</w:t>
+        <w:t xml:space="preserve">b) Người dùng tài khoản Team: </w:t>
+      </w:r>
+      <w:r>
+        <w:rPr>
+          <w:sz w:val="28"/>
+        </w:rPr>
+        <w:t xml:space="preserve">V</w:t>
+      </w:r>
+      <w:r>
+        <w:rPr>
+          <w:sz w:val="28"/>
+        </w:rPr>
+        <w:t xml:space="preserve">ào mục Customize &gt; Plugins, chọn KTC-Quan-tri &gt; Install; các kỹ năng của Bộ công cụ hiện ra khi gõ “/” hoặc bấm nút “+” trong khung trò chuyện.</w:t>
       </w:r>
     </w:p>
     <w:p>
@@ -1126,7 +1234,19 @@
         <w:rPr>
           <w:sz w:val="28"/>
         </w:rPr>
-        <w:t>c) Tài khoản Claude cá nhân trả phí: vào mục Customize &gt; Plugins, tải lên tệp plugin (.zip) do Phòng TH-HC&amp;QT cung cấp; trường hợp không tải được plugin, vào mục Customize &gt; Skills tải lên từng tệp kỹ năng (.skill).</w:t>
+        <w:t xml:space="preserve">c) Tài khoản Claude cá nhân trả phí: </w:t>
+      </w:r>
+      <w:r>
+        <w:rPr>
+          <w:sz w:val="28"/>
+        </w:rPr>
+        <w:t xml:space="preserve">V</w:t>
+      </w:r>
+      <w:r>
+        <w:rPr>
+          <w:sz w:val="28"/>
+        </w:rPr>
+        <w:t xml:space="preserve">ào mục Customize &gt; Plugins, tải lên tệp plugin (.zip) do Phòng TH-HC&amp;QT cung cấp; trường hợp không tải được plugin, vào mục Customize &gt; Skills tải lên từng tệp kỹ năng (.skill).</w:t>
       </w:r>
     </w:p>
     <w:p>
@@ -1142,7 +1262,19 @@
         <w:rPr>
           <w:sz w:val="28"/>
         </w:rPr>
-        <w:t>d) Sử dụng trên nền tảng khác (ChatGPT, Gemini): chỉ nạp được phần kỹ năng (SKILL.md và tài liệu kèm theo), không có tác tử kiểm tra và thao tác tự động; chỉ dùng để đối chiếu chéo, không thay thế kết quả trên Claude; tuân thủ yêu cầu bảo mật dữ liệu tại phần Lưu ý Mục II Thông báo này.</w:t>
+        <w:t xml:space="preserve">d) Sử dụng trên nền tảng khác (ChatGPT, Gemini): </w:t>
+      </w:r>
+      <w:r>
+        <w:rPr>
+          <w:sz w:val="28"/>
+        </w:rPr>
+        <w:t xml:space="preserve">C</w:t>
+      </w:r>
+      <w:r>
+        <w:rPr>
+          <w:sz w:val="28"/>
+        </w:rPr>
+        <w:t xml:space="preserve">hỉ nạp được phần kỹ năng (SKILL.md và tài liệu kèm theo), không có tác tử kiểm tra và thao tác tự động; chỉ dùng để đối chiếu chéo, không thay thế kết quả trên Claude; tuân thủ yêu cầu bảo mật dữ liệu tại phần Lưu ý Mục II Thông báo này.</w:t>
       </w:r>
     </w:p>
     <w:p>
@@ -1275,7 +1407,21 @@
                 <w:sz w:val="28"/>
                 <w:szCs w:val="28"/>
               </w:rPr>
-              <w:t>- Phòng TH-HC&amp;QT: tổng hợp kế hoạch, báo cáo cấp Trường; theo dõi nhiệm vụ toàn Trường.</w:t>
+              <w:t xml:space="preserve">- Phòng TH-HC&amp;QT: </w:t>
+            </w:r>
+            <w:r>
+              <w:rPr>
+                <w:sz w:val="28"/>
+                <w:szCs w:val="28"/>
+              </w:rPr>
+              <w:t xml:space="preserve">T</w:t>
+            </w:r>
+            <w:r>
+              <w:rPr>
+                <w:sz w:val="28"/>
+                <w:szCs w:val="28"/>
+              </w:rPr>
+              <w:t xml:space="preserve">ổng hợp kế hoạch, báo cáo cấp Trường; theo dõi nhiệm vụ toàn Trường.</w:t>
             </w:r>
           </w:p>
           <w:p>
@@ -1291,7 +1437,21 @@
                 <w:sz w:val="28"/>
                 <w:szCs w:val="28"/>
               </w:rPr>
-              <w:t>- Các đơn vị thuộc Trường: lập kế hoạch, báo cáo của đơn vị; cập nhật tiến độ, minh chứng.</w:t>
+              <w:t xml:space="preserve">- Các đơn vị thuộc Trường: </w:t>
+            </w:r>
+            <w:r>
+              <w:rPr>
+                <w:sz w:val="28"/>
+                <w:szCs w:val="28"/>
+              </w:rPr>
+              <w:t xml:space="preserve">L</w:t>
+            </w:r>
+            <w:r>
+              <w:rPr>
+                <w:sz w:val="28"/>
+                <w:szCs w:val="28"/>
+              </w:rPr>
+              <w:t xml:space="preserve">ập kế hoạch, báo cáo của đơn vị; cập nhật tiến độ, minh chứng.</w:t>
             </w:r>
           </w:p>
           <w:p>
@@ -1307,7 +1467,21 @@
                 <w:sz w:val="28"/>
                 <w:szCs w:val="28"/>
               </w:rPr>
-              <w:t>- Viên chức, người lao động: lập kế hoạch KPI và tự đánh giá cá nhân hằng quý.</w:t>
+              <w:t xml:space="preserve">- Viên chức, người lao động: </w:t>
+            </w:r>
+            <w:r>
+              <w:rPr>
+                <w:sz w:val="28"/>
+                <w:szCs w:val="28"/>
+              </w:rPr>
+              <w:t xml:space="preserve">L</w:t>
+            </w:r>
+            <w:r>
+              <w:rPr>
+                <w:sz w:val="28"/>
+                <w:szCs w:val="28"/>
+              </w:rPr>
+              <w:t xml:space="preserve">ập kế hoạch KPI và tự đánh giá cá nhân hằng quý.</w:t>
             </w:r>
           </w:p>
         </w:tc>
@@ -1617,7 +1791,21 @@
           <w:sz w:val="28"/>
           <w:szCs w:val="28"/>
         </w:rPr>
-        <w:t>lập kế hoạch và danh mục sản phẩm KPI quý theo mẫu của nhóm vị trí việc làm, trình Trưởng đơn vị phê duyệt.</w:t>
+        <w:t xml:space="preserve"/>
+      </w:r>
+      <w:r>
+        <w:rPr>
+          <w:sz w:val="28"/>
+          <w:szCs w:val="28"/>
+        </w:rPr>
+        <w:t xml:space="preserve">L</w:t>
+      </w:r>
+      <w:r>
+        <w:rPr>
+          <w:sz w:val="28"/>
+          <w:szCs w:val="28"/>
+        </w:rPr>
+        <w:t xml:space="preserve">ập kế hoạch và danh mục sản phẩm KPI quý theo mẫu của nhóm vị trí việc làm, trình Trưởng đơn vị phê duyệt.</w:t>
       </w:r>
     </w:p>
     <w:p>
@@ -1698,7 +1886,21 @@
           <w:sz w:val="28"/>
           <w:szCs w:val="28"/>
         </w:rPr>
-        <w:t>dùng Bộ công cụ tự chấm điểm, đề xuất mức xếp loại quý; kết quả là đề xuất của cá nhân, việc đánh giá, xếp loại do cấp có thẩm quyền quyết định theo Quyết định số 1923/QĐ-CĐKT.</w:t>
+        <w:t xml:space="preserve"/>
+      </w:r>
+      <w:r>
+        <w:rPr>
+          <w:sz w:val="28"/>
+          <w:szCs w:val="28"/>
+        </w:rPr>
+        <w:t xml:space="preserve">D</w:t>
+      </w:r>
+      <w:r>
+        <w:rPr>
+          <w:sz w:val="28"/>
+          <w:szCs w:val="28"/>
+        </w:rPr>
+        <w:t xml:space="preserve">ùng Bộ công cụ tự chấm điểm, đề xuất mức xếp loại quý; kết quả là đề xuất của cá nhân, việc đánh giá, xếp loại do cấp có thẩm quyền quyết định theo Quyết định số 1923/QĐ-CĐKT.</w:t>
       </w:r>
     </w:p>
     <w:p>
